--- a/testakten/rentenrecht-betriebsrente-pensionskasse-kuerzung-wiesbaden/99_arbeitsstand_und_offene_punkte_2026-07-06.docx
+++ b/testakten/rentenrecht-betriebsrente-pensionskasse-kuerzung-wiesbaden/99_arbeitsstand_und_offene_punkte_2026-07-06.docx
@@ -4,107 +4,260 @@
   <w:body>
     <w:p>
       <w:pPr>
-        <w:spacing w:after="120" w:line="259" w:lineRule="auto"/>
-        <w:jc w:val="left"/>
+        <w:spacing w:after="180"/>
       </w:pPr>
       <w:r>
         <w:rPr>
-          <w:rFonts w:ascii="Times New Roman" w:hAnsi="Times New Roman"/>
-          <w:b w:val="0"/>
-          <w:i w:val="0"/>
-          <w:sz w:val="22"/>
+          <w:rFonts w:ascii="Arial" w:hAnsi="Arial" w:eastAsia="Arial"/>
+          <w:b/>
+          <w:color w:val="5C6569"/>
+          <w:sz w:val="16"/>
         </w:rPr>
-        <w:t>Rentenberatung Jessen &amp; Kollegium | Aktenzeichen intern 2026-RNT-1256</w:t>
+        <w:t>AKTENVERMERK</w:t>
+      </w:r>
+    </w:p>
+    <w:tbl>
+      <w:tblPr>
+        <w:tblW w:type="auto" w:w="0"/>
+        <w:jc w:val="right"/>
+        <w:tblLayout w:type="fixed"/>
+        <w:tblLook w:firstColumn="1" w:firstRow="1" w:lastColumn="0" w:lastRow="0" w:noHBand="0" w:noVBand="1" w:val="04A0"/>
+      </w:tblPr>
+      <w:tblGrid>
+        <w:gridCol w:w="4720"/>
+        <w:gridCol w:w="4720"/>
+      </w:tblGrid>
+      <w:tr>
+        <w:tc>
+          <w:tcPr>
+            <w:tcW w:type="dxa" w:w="1757"/>
+          </w:tcPr>
+          <w:p>
+            <w:r>
+              <w:rPr>
+                <w:rFonts w:ascii="Arial" w:hAnsi="Arial" w:eastAsia="Arial"/>
+                <w:b/>
+                <w:color w:val="5C6569"/>
+                <w:sz w:val="16"/>
+              </w:rPr>
+              <w:t>Datum</w:t>
+            </w:r>
+          </w:p>
+        </w:tc>
+        <w:tc>
+          <w:tcPr>
+            <w:tcW w:type="dxa" w:w="2948"/>
+          </w:tcPr>
+          <w:p>
+            <w:r>
+              <w:rPr>
+                <w:rFonts w:ascii="Arial" w:hAnsi="Arial" w:eastAsia="Arial"/>
+                <w:b w:val="0"/>
+                <w:sz w:val="16"/>
+              </w:rPr>
+              <w:t>6. Juli 2026</w:t>
+            </w:r>
+          </w:p>
+        </w:tc>
+      </w:tr>
+      <w:tr>
+        <w:tc>
+          <w:tcPr>
+            <w:tcW w:type="dxa" w:w="1757"/>
+          </w:tcPr>
+          <w:p>
+            <w:r>
+              <w:rPr>
+                <w:rFonts w:ascii="Arial" w:hAnsi="Arial" w:eastAsia="Arial"/>
+                <w:b/>
+                <w:color w:val="5C6569"/>
+                <w:sz w:val="16"/>
+              </w:rPr>
+              <w:t>Aktenzeichen</w:t>
+            </w:r>
+          </w:p>
+        </w:tc>
+        <w:tc>
+          <w:tcPr>
+            <w:tcW w:type="dxa" w:w="2948"/>
+          </w:tcPr>
+          <w:p>
+            <w:r>
+              <w:rPr>
+                <w:rFonts w:ascii="Arial" w:hAnsi="Arial" w:eastAsia="Arial"/>
+                <w:b w:val="0"/>
+                <w:sz w:val="16"/>
+              </w:rPr>
+              <w:t>26-RB-118 / wz</w:t>
+            </w:r>
+          </w:p>
+        </w:tc>
+      </w:tr>
+      <w:tr>
+        <w:tc>
+          <w:tcPr>
+            <w:tcW w:type="dxa" w:w="1757"/>
+          </w:tcPr>
+          <w:p>
+            <w:r>
+              <w:rPr>
+                <w:rFonts w:ascii="Arial" w:hAnsi="Arial" w:eastAsia="Arial"/>
+                <w:b/>
+                <w:color w:val="5C6569"/>
+                <w:sz w:val="16"/>
+              </w:rPr>
+              <w:t>Bearbeitung</w:t>
+            </w:r>
+          </w:p>
+        </w:tc>
+        <w:tc>
+          <w:tcPr>
+            <w:tcW w:type="dxa" w:w="2948"/>
+          </w:tcPr>
+          <w:p>
+            <w:r>
+              <w:rPr>
+                <w:rFonts w:ascii="Arial" w:hAnsi="Arial" w:eastAsia="Arial"/>
+                <w:b w:val="0"/>
+                <w:sz w:val="16"/>
+              </w:rPr>
+              <w:t>Merve Özdemir</w:t>
+            </w:r>
+          </w:p>
+        </w:tc>
+      </w:tr>
+    </w:tbl>
+    <w:p/>
+    <w:p>
+      <w:pPr>
+        <w:pStyle w:val="Title"/>
+      </w:pPr>
+      <w:r>
+        <w:rPr>
+          <w:rFonts w:ascii="Arial" w:hAnsi="Arial" w:eastAsia="Arial"/>
+          <w:b/>
+          <w:color w:val="173941"/>
+          <w:sz w:val="34"/>
+        </w:rPr>
+        <w:t>Bearbeitungsstand Lampe gegen Rhein-Main Drucktechnik AG</w:t>
       </w:r>
     </w:p>
     <w:p>
       <w:pPr>
         <w:pStyle w:val="Heading1"/>
-        <w:spacing w:before="120" w:after="60" w:line="259" w:lineRule="auto"/>
       </w:pPr>
       <w:r>
-        <w:rPr>
-          <w:rFonts w:ascii="Times New Roman" w:hAnsi="Times New Roman"/>
-          <w:b/>
-          <w:sz w:val="22"/>
-        </w:rPr>
-        <w:t>Arbeitsstand und offene Punkte</w:t>
+        <w:t>1. Posteingang</w:t>
       </w:r>
     </w:p>
     <w:p>
       <w:pPr>
-        <w:pStyle w:val="Heading2"/>
-        <w:spacing w:before="120" w:after="60" w:line="259" w:lineRule="auto"/>
+        <w:jc w:val="both"/>
       </w:pPr>
       <w:r>
         <w:rPr>
-          <w:rFonts w:ascii="Times New Roman" w:hAnsi="Times New Roman"/>
-          <w:b/>
-          <w:sz w:val="22"/>
+          <w:rFonts w:ascii="Arial" w:hAnsi="Arial" w:eastAsia="Arial"/>
+          <w:b w:val="0"/>
+          <w:sz w:val="21"/>
         </w:rPr>
-        <w:t>1. Sofort zu sichern</w:t>
+        <w:t>Am 6. Juli 2026 gingen die unterschriebene Vollmacht, der Kontoauszug Juni und ein Foto des Umschlags zum Arbeitgeberschreiben ein. Zugang des Arbeitgeberangebots ist danach am 20. Juni 2026. Die Mandantin hat die Abgeltungserklärung nicht unterschrieben.</w:t>
       </w:r>
     </w:p>
     <w:p>
       <w:pPr>
-        <w:spacing w:line="259" w:lineRule="auto" w:after="60"/>
-        <w:jc w:val="both"/>
+        <w:pStyle w:val="Heading1"/>
       </w:pPr>
       <w:r>
-        <w:t>Frist, Zuständigkeit, Akteneinsicht und fehlende Anlagen sind vor jeder vertieften materiellen Prüfung zu ordnen. Das Arbeitsprodukt soll zuerst eine belastbare Fristen- und Belegmatrix liefern.</w:t>
+        <w:t>2. Sofortmaßnahmen</w:t>
       </w:r>
     </w:p>
     <w:p>
       <w:pPr>
-        <w:pStyle w:val="Heading2"/>
-        <w:spacing w:before="120" w:after="60" w:line="259" w:lineRule="auto"/>
+        <w:jc w:val="both"/>
       </w:pPr>
       <w:r>
         <w:rPr>
-          <w:rFonts w:ascii="Times New Roman" w:hAnsi="Times New Roman"/>
-          <w:b/>
-          <w:sz w:val="22"/>
+          <w:rFonts w:ascii="Arial" w:hAnsi="Arial" w:eastAsia="Arial"/>
+          <w:b w:val="0"/>
+          <w:sz w:val="21"/>
         </w:rPr>
-        <w:t>2. Offene Belege</w:t>
+        <w:t>Heute werden getrennte Auskunftsschreiben an Arbeitgeber und Pensionskasse vorbereitet. Beim Arbeitgeber sind vollständige Versorgungsordnung, Änderungsvereinbarungen, individuelle Behandlung der Kürzung und Anpassungsentscheidung anzufordern. Bei der Kasse sind Rentenbeginnberechnung, Versorgungspunkte, alter und neuer Rentenfaktor sowie Satzungsgrundlage anzufordern.</w:t>
       </w:r>
     </w:p>
     <w:p>
       <w:pPr>
-        <w:spacing w:line="259" w:lineRule="auto" w:after="60"/>
-        <w:jc w:val="both"/>
+        <w:pStyle w:val="Heading1"/>
       </w:pPr>
       <w:r>
-        <w:t>Die Akte enthält bewusst nicht alle Unterlagen vollständig. Nachzufordern sind nur die Dokumente, die den nächsten Verfahrensschritt ändern: Bescheidgrundlage, medizinische oder wirtschaftliche Kernbelege, Vollmachten, Register- oder Kontoauszüge.</w:t>
+        <w:t>3. Fristen</w:t>
       </w:r>
     </w:p>
     <w:p>
       <w:pPr>
-        <w:pStyle w:val="Heading2"/>
-        <w:spacing w:before="120" w:after="60" w:line="259" w:lineRule="auto"/>
+        <w:jc w:val="both"/>
       </w:pPr>
       <w:r>
         <w:rPr>
-          <w:rFonts w:ascii="Times New Roman" w:hAnsi="Times New Roman"/>
-          <w:b/>
-          <w:sz w:val="22"/>
+          <w:rFonts w:ascii="Arial" w:hAnsi="Arial" w:eastAsia="Arial"/>
+          <w:b w:val="0"/>
+          <w:sz w:val="21"/>
         </w:rPr>
-        <w:t>3. Ergebnisoffenheit</w:t>
+        <w:t>Wiedervorlage zur Angebotsfrist am 8. Juli 2026. Telefontermin mit Frau Lampe am 12. Juli 2026 um 15:30 Uhr. Ohne ausreichende Auskunft bis 25. Juli 2026 erfolgt eine zweite Aufforderung mit konkreter Bezeichnung der fehlenden Unterlagen.</w:t>
       </w:r>
     </w:p>
     <w:p>
       <w:pPr>
-        <w:spacing w:line="259" w:lineRule="auto" w:after="60"/>
+        <w:pStyle w:val="Heading1"/>
+      </w:pPr>
+      <w:r>
+        <w:t>4. Offene Tatsachen</w:t>
+      </w:r>
+    </w:p>
+    <w:p>
+      <w:pPr>
         <w:jc w:val="both"/>
       </w:pPr>
       <w:r>
-        <w:t>Der Vermerk hält keine rechtliche Lösung fest. Die Würdigung soll aus den vorhandenen Unterlagen, den Fristen und der Beweislast entstehen.</w:t>
+        <w:rPr>
+          <w:rFonts w:ascii="Arial" w:hAnsi="Arial" w:eastAsia="Arial"/>
+          <w:b w:val="0"/>
+          <w:sz w:val="21"/>
+        </w:rPr>
+        <w:t>Nicht geklärt sind Änderungen der Versorgungsordnung nach 1998, der genaue Tarifbestand bei Rentenbeginn, eine mögliche arbeitgeberseitige Anpassungsprüfung und der vollständige Wortlaut der E-Mail von 2021. Tochter Clara Lampe sucht am alten Rechner nach dem E-Mail-Verlauf.</w:t>
+      </w:r>
+    </w:p>
+    <w:p>
+      <w:pPr>
+        <w:spacing w:before="280"/>
+      </w:pPr>
+      <w:r>
+        <w:rPr>
+          <w:rFonts w:ascii="Arial" w:hAnsi="Arial" w:eastAsia="Arial"/>
+          <w:b/>
+          <w:sz w:val="21"/>
+        </w:rPr>
+        <w:t>Merve Özdemir</w:t>
+      </w:r>
+    </w:p>
+    <w:p>
+      <w:pPr>
+        <w:spacing w:after="0"/>
+      </w:pPr>
+      <w:r>
+        <w:rPr>
+          <w:rFonts w:ascii="Arial" w:hAnsi="Arial" w:eastAsia="Arial"/>
+          <w:b w:val="0"/>
+          <w:color w:val="5C6569"/>
+          <w:sz w:val="18"/>
+        </w:rPr>
+        <w:t>Rechtsanwaltsfachangestellte · gegengezeichnet Kai Jessen</w:t>
       </w:r>
     </w:p>
     <w:sectPr>
       <w:headerReference w:type="default" r:id="rId9"/>
       <w:footerReference w:type="default" r:id="rId10"/>
-      <w:pgSz w:w="12240" w:h="15840"/>
-      <w:pgMar w:top="1191" w:right="1247" w:bottom="1134" w:left="1361" w:header="720" w:footer="720" w:gutter="0"/>
+      <w:pgSz w:w="11906" w:h="16838"/>
+      <w:pgMar w:top="1247" w:right="1134" w:bottom="1134" w:left="1332" w:header="454" w:footer="454" w:gutter="0"/>
       <w:cols w:space="720"/>
       <w:docGrid w:linePitch="360"/>
     </w:sectPr>
@@ -117,19 +270,68 @@
   <w:p>
     <w:pPr>
       <w:pStyle w:val="Footer"/>
-      <w:jc w:val="left"/>
-    </w:pPr>
-    <w:r/>
-    <w:r>
-      <w:rPr>
-        <w:rFonts w:ascii="Times New Roman" w:hAnsi="Times New Roman"/>
-        <w:b w:val="0"/>
-        <w:color w:val="777777"/>
-        <w:sz w:val="17"/>
-      </w:rPr>
-      <w:t>Vertraulich | Bearbeitungsstand Juli 2026 | nur zur Aktenbearbeitung</w:t>
-    </w:r>
+    </w:pPr>
   </w:p>
+  <w:tbl>
+    <w:tblPr>
+      <w:tblW w:type="auto" w:w="0"/>
+      <w:jc w:val="center"/>
+      <w:tblLayout w:type="fixed"/>
+      <w:tblLook w:firstColumn="1" w:firstRow="1" w:lastColumn="0" w:lastRow="0" w:noHBand="0" w:noVBand="1" w:val="04A0"/>
+    </w:tblPr>
+    <w:tblGrid>
+      <w:gridCol w:w="7257"/>
+      <w:gridCol w:w="2154"/>
+    </w:tblGrid>
+    <w:tr>
+      <w:tc>
+        <w:tcPr>
+          <w:tcW w:type="dxa" w:w="7257"/>
+        </w:tcPr>
+        <w:p>
+          <w:r>
+            <w:rPr>
+              <w:rFonts w:ascii="Arial" w:hAnsi="Arial" w:eastAsia="Arial"/>
+              <w:b w:val="0"/>
+              <w:color w:val="5C6569"/>
+              <w:sz w:val="14"/>
+            </w:rPr>
+            <w:t>Mandat 26-RB-118 · Wiedervorlage 8. Juli 2026</w:t>
+          </w:r>
+        </w:p>
+      </w:tc>
+      <w:tc>
+        <w:tcPr>
+          <w:tcW w:type="dxa" w:w="2154"/>
+        </w:tcPr>
+        <w:p>
+          <w:pPr>
+            <w:jc w:val="right"/>
+          </w:pPr>
+          <w:r>
+            <w:rPr>
+              <w:rFonts w:ascii="Arial" w:hAnsi="Arial" w:eastAsia="Arial"/>
+              <w:b w:val="0"/>
+              <w:color w:val="5C6569"/>
+              <w:sz w:val="14"/>
+            </w:rPr>
+            <w:t xml:space="preserve">Seite </w:t>
+          </w:r>
+          <w:r>
+            <w:rPr>
+              <w:rFonts w:ascii="Arial" w:hAnsi="Arial" w:eastAsia="Arial"/>
+              <w:b w:val="0"/>
+              <w:color w:val="5C6569"/>
+              <w:sz w:val="14"/>
+            </w:rPr>
+            <w:fldChar w:fldCharType="begin"/>
+            <w:instrText xml:space="preserve">PAGE</w:instrText>
+            <w:fldChar w:fldCharType="end"/>
+          </w:r>
+        </w:p>
+      </w:tc>
+    </w:tr>
+  </w:tbl>
 </w:ftr>
 </file>
 
@@ -138,18 +340,58 @@
   <w:p>
     <w:pPr>
       <w:pStyle w:val="Header"/>
-      <w:jc w:val="left"/>
-    </w:pPr>
-    <w:r/>
+      <w:spacing w:after="20"/>
+    </w:pPr>
     <w:r>
       <w:rPr>
-        <w:rFonts w:ascii="Times New Roman" w:hAnsi="Times New Roman"/>
+        <w:rFonts w:ascii="Arial" w:hAnsi="Arial" w:eastAsia="Arial"/>
+        <w:b/>
+        <w:color w:val="173941"/>
+        <w:sz w:val="19"/>
+      </w:rPr>
+      <w:t>Rentenberatung Jessen &amp; Kollegium</w:t>
+    </w:r>
+  </w:p>
+  <w:p>
+    <w:pPr>
+      <w:spacing w:after="0"/>
+    </w:pPr>
+    <w:r>
+      <w:rPr>
+        <w:rFonts w:ascii="Arial" w:hAnsi="Arial" w:eastAsia="Arial"/>
         <w:b w:val="0"/>
-        <w:i w:val="0"/>
-        <w:color w:val="666666"/>
-        <w:sz w:val="17"/>
-      </w:rPr>
-      <w:t>Rentenberatung Jessen &amp; Kollegium | Renten- und Versorgungsakte | Bearbeitungsstand Juli 2026</w:t>
+        <w:color w:val="5C6569"/>
+        <w:sz w:val="14"/>
+      </w:rPr>
+      <w:t>Rheinstraße 36 · 65185 Wiesbaden</w:t>
+    </w:r>
+  </w:p>
+  <w:p>
+    <w:pPr>
+      <w:spacing w:after="0"/>
+    </w:pPr>
+    <w:r>
+      <w:rPr>
+        <w:rFonts w:ascii="Arial" w:hAnsi="Arial" w:eastAsia="Arial"/>
+        <w:b w:val="0"/>
+        <w:color w:val="5C6569"/>
+        <w:sz w:val="14"/>
+      </w:rPr>
+      <w:t>Telefon 0611 33682-0 · Telefax 0611 33682-19 · post@jessen-rentenberatung.de</w:t>
+    </w:r>
+  </w:p>
+  <w:p>
+    <w:pPr>
+      <w:spacing w:after="0"/>
+    </w:pPr>
+    <w:r>
+      <w:rPr>
+        <w:rFonts w:ascii="Arial" w:hAnsi="Arial" w:eastAsia="Arial"/>
+        <w:b w:val="0"/>
+        <w:color w:val="5C6569"/>
+        <w:sz w:val="14"/>
+      </w:rPr>
+      <w:t>Rentenberater Kai Jessen · Registriert im Rechtsdienstleistungsregister</w:t>
     </w:r>
   </w:p>
 </w:hdr>
@@ -518,9 +760,13 @@
     <w:name w:val="Normal"/>
     <w:qFormat/>
     <w:rsid w:val="00FC693F"/>
+    <w:pPr>
+      <w:spacing w:after="120" w:line="259" w:lineRule="auto"/>
+      <w:widowControl/>
+    </w:pPr>
     <w:rPr>
-      <w:rFonts w:ascii="Times New Roman" w:hAnsi="Times New Roman"/>
-      <w:sz w:val="22"/>
+      <w:rFonts w:ascii="Arial" w:hAnsi="Arial"/>
+      <w:sz w:val="21"/>
     </w:rPr>
   </w:style>
   <w:style w:type="paragraph" w:styleId="Header">
@@ -578,15 +824,15 @@
     <w:pPr>
       <w:keepNext/>
       <w:keepLines/>
-      <w:spacing w:before="480" w:after="0"/>
+      <w:spacing w:before="200" w:after="120"/>
       <w:outlineLvl w:val="0"/>
     </w:pPr>
     <w:rPr>
-      <w:rFonts w:asciiTheme="majorHAnsi" w:eastAsiaTheme="majorEastAsia" w:hAnsiTheme="majorHAnsi" w:cstheme="majorBidi" w:ascii="Times New Roman" w:hAnsi="Times New Roman"/>
+      <w:rFonts w:asciiTheme="majorHAnsi" w:eastAsiaTheme="majorEastAsia" w:hAnsiTheme="majorHAnsi" w:cstheme="majorBidi" w:ascii="Arial" w:hAnsi="Arial"/>
       <w:b/>
       <w:bCs/>
-      <w:color w:val="365F91" w:themeColor="accent1" w:themeShade="BF"/>
-      <w:sz w:val="28"/>
+      <w:color w:val="173941"/>
+      <w:sz w:val="26"/>
       <w:szCs w:val="28"/>
     </w:rPr>
   </w:style>
@@ -602,15 +848,15 @@
     <w:pPr>
       <w:keepNext/>
       <w:keepLines/>
-      <w:spacing w:before="200" w:after="0"/>
+      <w:spacing w:before="200" w:after="120"/>
       <w:outlineLvl w:val="1"/>
     </w:pPr>
     <w:rPr>
-      <w:rFonts w:asciiTheme="majorHAnsi" w:eastAsiaTheme="majorEastAsia" w:hAnsiTheme="majorHAnsi" w:cstheme="majorBidi" w:ascii="Times New Roman" w:hAnsi="Times New Roman"/>
+      <w:rFonts w:asciiTheme="majorHAnsi" w:eastAsiaTheme="majorEastAsia" w:hAnsiTheme="majorHAnsi" w:cstheme="majorBidi" w:ascii="Arial" w:hAnsi="Arial"/>
       <w:b/>
       <w:bCs/>
-      <w:color w:val="4F81BD" w:themeColor="accent1"/>
-      <w:sz w:val="24"/>
+      <w:color w:val="173941"/>
+      <w:sz w:val="22"/>
       <w:szCs w:val="26"/>
     </w:rPr>
   </w:style>
@@ -864,19 +1110,20 @@
     <w:qFormat/>
     <w:rsid w:val="00FC693F"/>
     <w:pPr>
+      <w:keepNext/>
       <w:pBdr>
         <w:bottom w:val="single" w:sz="8" w:space="4" w:color="4F81BD" w:themeColor="accent1"/>
       </w:pBdr>
-      <w:spacing w:after="300" w:line="240" w:lineRule="auto"/>
+      <w:spacing w:after="120" w:line="240" w:lineRule="auto" w:before="0"/>
       <w:contextualSpacing/>
     </w:pPr>
     <w:rPr>
-      <w:rFonts w:asciiTheme="majorHAnsi" w:eastAsiaTheme="majorEastAsia" w:hAnsiTheme="majorHAnsi" w:cstheme="majorBidi" w:ascii="Times New Roman" w:hAnsi="Times New Roman"/>
+      <w:rFonts w:asciiTheme="majorHAnsi" w:eastAsiaTheme="majorEastAsia" w:hAnsiTheme="majorHAnsi" w:cstheme="majorBidi" w:ascii="Arial" w:hAnsi="Arial"/>
       <w:b/>
-      <w:color w:val="17365D" w:themeColor="text2" w:themeShade="BF"/>
+      <w:color w:val="173941"/>
       <w:spacing w:val="5"/>
       <w:kern w:val="28"/>
-      <w:sz w:val="30"/>
+      <w:sz w:val="36"/>
       <w:szCs w:val="52"/>
     </w:rPr>
   </w:style>
